--- a/sro-docs/sro/СФЕРА ИЗЫСКАТЕЛЕЙ/templates/02_Доверенность.docx
+++ b/sro-docs/sro/СФЕРА ИЗЫСКАТЕЛЕЙ/templates/02_Доверенность.docx
@@ -22,7 +22,7 @@
           <w:sz w:val="28"/>
           <w:szCs w:val="28"/>
         </w:rPr>
-        <w:t xml:space="preserve">{{legal_form_short}} «{{short_name_bare}}»</w:t>
+        <w:t xml:space="preserve">{{company_short_display}}</w:t>
       </w:r>
       <w:r>
         <w:rPr>
@@ -335,27 +335,27 @@
           <w:sz w:val="22"/>
           <w:szCs w:val="22"/>
         </w:rPr>
-        <w:t xml:space="preserve">{{legal_form_full}}</w:t>
-      </w:r>
-      <w:r>
-        <w:rPr>
-          <w:rStyle w:val="a3"/>
-          <w:rFonts w:ascii="Arial" w:hAnsi="Arial" w:cs="Arial"/>
-          <w:i w:val="0"/>
-          <w:sz w:val="22"/>
-          <w:szCs w:val="22"/>
-        </w:rPr>
-        <w:t xml:space="preserve"> </w:t>
-      </w:r>
-      <w:r>
-        <w:rPr>
-          <w:rStyle w:val="a3"/>
-          <w:rFonts w:ascii="Arial" w:hAnsi="Arial" w:cs="Arial"/>
-          <w:i w:val="0"/>
-          <w:sz w:val="22"/>
-          <w:szCs w:val="22"/>
-        </w:rPr>
-        <w:t xml:space="preserve">«{{company_name_bare}}»</w:t>
+        <w:t xml:space="preserve">{{company_full_display}}</w:t>
+      </w:r>
+      <w:r>
+        <w:rPr>
+          <w:rStyle w:val="a3"/>
+          <w:rFonts w:ascii="Arial" w:hAnsi="Arial" w:cs="Arial"/>
+          <w:i w:val="0"/>
+          <w:sz w:val="22"/>
+          <w:szCs w:val="22"/>
+        </w:rPr>
+        <w:t xml:space="preserve"/>
+      </w:r>
+      <w:r>
+        <w:rPr>
+          <w:rStyle w:val="a3"/>
+          <w:rFonts w:ascii="Arial" w:hAnsi="Arial" w:cs="Arial"/>
+          <w:i w:val="0"/>
+          <w:sz w:val="22"/>
+          <w:szCs w:val="22"/>
+        </w:rPr>
+        <w:t xml:space="preserve"/>
       </w:r>
       <w:r>
         <w:rPr>
@@ -1447,7 +1447,7 @@
           <w:sz w:val="22"/>
           <w:szCs w:val="22"/>
         </w:rPr>
-        <w:t xml:space="preserve">{{legal_form_short}} «{{short_name_bare}}»   __________________________    {{director_short_name}}      </w:t>
+        <w:t xml:space="preserve">{{company_short_display}}   __________________________    {{director_short_name}}      </w:t>
       </w:r>
       <w:r>
         <w:rPr>

--- a/sro-docs/sro/СФЕРА ИЗЫСКАТЕЛЕЙ/templates/02_Доверенность.docx
+++ b/sro-docs/sro/СФЕРА ИЗЫСКАТЕЛЕЙ/templates/02_Доверенность.docx
@@ -1447,7 +1447,7 @@
           <w:sz w:val="22"/>
           <w:szCs w:val="22"/>
         </w:rPr>
-        <w:t xml:space="preserve">{{company_short_display}}   __________________________    {{director_short_name}}      </w:t>
+        <w:t xml:space="preserve">{{signatory_name}}   __________________________    {{director_short_name}}      </w:t>
       </w:r>
       <w:r>
         <w:rPr>
